--- a/resumes/Mikhail_Fedrunov_Technical_SR.docx
+++ b/resumes/Mikhail_Fedrunov_Technical_SR.docx
@@ -131,7 +131,7 @@
             <w:r>
               <w:drawing>
                 <wp:inline xmlns:a="http://schemas.openxmlformats.org/drawingml/2006/main" xmlns:pic="http://schemas.openxmlformats.org/drawingml/2006/picture">
-                  <wp:extent cx="810000" cy="1026000"/>
+                  <wp:extent cx="871200" cy="1306800"/>
                   <wp:docPr id="1" name="Picture 1"/>
                   <wp:cNvGraphicFramePr>
                     <a:graphicFrameLocks noChangeAspect="1"/>
@@ -140,7 +140,7 @@
                     <a:graphicData uri="http://schemas.openxmlformats.org/drawingml/2006/picture">
                       <pic:pic>
                         <pic:nvPicPr>
-                          <pic:cNvPr id="0" name="mikhail-fedrunov.jpg"/>
+                          <pic:cNvPr id="0" name="mikhail-fedrunov-resume.png"/>
                           <pic:cNvPicPr/>
                         </pic:nvPicPr>
                         <pic:blipFill>
@@ -152,7 +152,7 @@
                         <pic:spPr>
                           <a:xfrm>
                             <a:off x="0" y="0"/>
-                            <a:ext cx="810000" cy="1026000"/>
+                            <a:ext cx="871200" cy="1306800"/>
                           </a:xfrm>
                           <a:prstGeom prst="rect"/>
                         </pic:spPr>
@@ -294,7 +294,7 @@
           <w:color w:val="171717"/>
           <w:sz w:val="19"/>
         </w:rPr>
-        <w:t>1C programer i poslovni analitičar sa praktičnim iskustvom u automatizaciji trgovine, proizvodnje, skladišta, logistike, označavanja robe i dokumentacije. Samostalno vodim ceo ciklus: pojašnjenje zahteva, analiza procesa, projektovanje, razvoj, testiranje, puštanje u rad i podrška.</w:t>
+        <w:t>1C programer i poslovni analitičar koji automatizuje trgovinu, proizvodnju, skladište, logistiku, označavanje robe i tokove dokumenata. Samostalno prikupljam zahteve, projektujem i razvijam rešenja, proveravam ih u testnom okruženju, puštam u produkciju i pružam podršku nakon uvođenja.</w:t>
       </w:r>
     </w:p>
     <w:p>
@@ -302,7 +302,7 @@
         <w:pStyle w:val="Heading2"/>
       </w:pPr>
       <w:r>
-        <w:t>Vrednost za poslodavca</w:t>
+        <w:t>Ključne kvalifikacije</w:t>
       </w:r>
     </w:p>
     <w:p>
@@ -316,7 +316,7 @@
           <w:color w:val="171717"/>
           <w:sz w:val="18"/>
         </w:rPr>
-        <w:t>Jedan stručnjak pokriva 1C razvoj, poslovnu analizu i integracije.</w:t>
+        <w:t>1C razvoj: ekstenzije, eksterne obrade, izveštaji, dokumenti, registri i štampani obrasci.</w:t>
       </w:r>
     </w:p>
     <w:p>
@@ -330,7 +330,7 @@
           <w:color w:val="171717"/>
           <w:sz w:val="18"/>
         </w:rPr>
-        <w:t>Rešenja se grade oko stvarnog rada korisnika, a ne samo formalnog zahteva.</w:t>
+        <w:t>Integracije preko HTTP/True API, FTP, JSON i XML; pozadinski i zakazani poslovi.</w:t>
       </w:r>
     </w:p>
     <w:p>
@@ -344,7 +344,7 @@
           <w:color w:val="171717"/>
           <w:sz w:val="18"/>
         </w:rPr>
-        <w:t>Produkcioni alati se podržavaju i unapređuju nakon puštanja u rad.</w:t>
+        <w:t>Prikupljanje zahteva i analiza procesa sa računovodstvom, prodajom, logistikom, skladištem i rukovodstvom.</w:t>
       </w:r>
     </w:p>
     <w:p>
@@ -358,7 +358,7 @@
           <w:color w:val="171717"/>
           <w:sz w:val="18"/>
         </w:rPr>
-        <w:t>Iskustvo u skladištu i logistici ubrzava razumevanje poslovnog procesa.</w:t>
+        <w:t>Praktično razumevanje skladišnog poslovanja, kretanja robe, primarne dokumentacije i razmene između baza.</w:t>
       </w:r>
     </w:p>
     <w:p>
@@ -985,7 +985,7 @@
           <w:color w:val="171717"/>
           <w:sz w:val="19"/>
         </w:rPr>
-        <w:t>Ovo su reprezentativni primeri, a ne kompletan spisak zadataka. Nestandardni zahtevi rukovodilaca i korisnika samostalno su razjašnjeni, formalizovani i završeni kao radna rešenja.</w:t>
+        <w:t>Projekti u nastavku predstavljaju deo realizovanog rada. Pored njih, izvodio sam tekuće dorade na zahtev rukovodilaca i korisnika, samostalno pojašnjavao zahteve i odgovarao za rezultat nakon uvođenja.</w:t>
       </w:r>
     </w:p>
     <w:p>
@@ -1089,46 +1089,6 @@
           <w:color w:val="171717"/>
           <w:sz w:val="19"/>
         </w:rPr>
-        <w:t>Kontekst.</w:t>
-      </w:r>
-      <w:r>
-        <w:rPr>
-          <w:rFonts w:ascii="Arial" w:hAnsi="Arial"/>
-          <w:b w:val="0"/>
-          <w:color w:val="171717"/>
-          <w:sz w:val="19"/>
-        </w:rPr>
-        <w:t xml:space="preserve"> Pozadinska provera dokumenata i vlasništva nad kodovima preko True API-ja.</w:t>
-      </w:r>
-    </w:p>
-    <w:p>
-      <w:r>
-        <w:rPr>
-          <w:rFonts w:ascii="Arial" w:hAnsi="Arial"/>
-          <w:b/>
-          <w:color w:val="171717"/>
-          <w:sz w:val="19"/>
-        </w:rPr>
-        <w:t>Tehnički izazovi.</w:t>
-      </w:r>
-      <w:r>
-        <w:rPr>
-          <w:rFonts w:ascii="Arial" w:hAnsi="Arial"/>
-          <w:b w:val="0"/>
-          <w:color w:val="171717"/>
-          <w:sz w:val="19"/>
-        </w:rPr>
-        <w:t xml:space="preserve"> Rešenje je moralo da sačuva ispravnost podataka, obradi izuzetke, prikaže jasan rezultat korisniku i uklopi se u postojeći produkcioni proces.</w:t>
-      </w:r>
-    </w:p>
-    <w:p>
-      <w:r>
-        <w:rPr>
-          <w:rFonts w:ascii="Arial" w:hAnsi="Arial"/>
-          <w:b/>
-          <w:color w:val="171717"/>
-          <w:sz w:val="19"/>
-        </w:rPr>
         <w:t>Tok rešenja.</w:t>
       </w:r>
       <w:r>
@@ -1138,67 +1098,7 @@
           <w:color w:val="171717"/>
           <w:sz w:val="19"/>
         </w:rPr>
-        <w:t xml:space="preserve"> 1C Accounting 3.0 → True API → HTTP → SSL → Standard Subsystems Library → pozadinski poslovi → DataMatrix</w:t>
-      </w:r>
-    </w:p>
-    <w:p>
-      <w:r>
-        <w:rPr>
-          <w:rFonts w:ascii="Arial" w:hAnsi="Arial"/>
-          <w:b/>
-          <w:color w:val="171717"/>
-          <w:sz w:val="19"/>
-        </w:rPr>
-        <w:t>Pre.</w:t>
-      </w:r>
-      <w:r>
-        <w:rPr>
-          <w:rFonts w:ascii="Arial" w:hAnsi="Arial"/>
-          <w:b w:val="0"/>
-          <w:color w:val="171717"/>
-          <w:sz w:val="19"/>
-        </w:rPr>
-        <w:t xml:space="preserve"> EDI status u računovodstvenom sistemu nije uvek bio dovoljan. Zaposleni su dodatno ručno proveravali dokumente i kodove, što je moglo da traje nekoliko radnih dana.</w:t>
-      </w:r>
-    </w:p>
-    <w:p>
-      <w:r>
-        <w:rPr>
-          <w:rFonts w:ascii="Arial" w:hAnsi="Arial"/>
-          <w:b/>
-          <w:color w:val="171717"/>
-          <w:sz w:val="19"/>
-        </w:rPr>
-        <w:t>Posle.</w:t>
-      </w:r>
-      <w:r>
-        <w:rPr>
-          <w:rFonts w:ascii="Arial" w:hAnsi="Arial"/>
-          <w:b w:val="0"/>
-          <w:color w:val="171717"/>
-          <w:sz w:val="19"/>
-        </w:rPr>
-        <w:t xml:space="preserve"> Korisnik dobija jednu tabelu sa prodajnim dokumentima, UTD-ovima, statusima, identifikatorima i brojem kodova, kao i opcioni TXT izvoz. Višednevna ručna provera zamenjena je jednim pokretanjem i pregledom rezultata.</w:t>
-      </w:r>
-    </w:p>
-    <w:p>
-      <w:r>
-        <w:rPr>
-          <w:rFonts w:ascii="Arial" w:hAnsi="Arial"/>
-          <w:b/>
-          <w:color w:val="171717"/>
-          <w:sz w:val="19"/>
-        </w:rPr>
-        <w:t>Poslovni uticaj.</w:t>
-      </w:r>
-      <w:r>
-        <w:rPr>
-          <w:rFonts w:ascii="Arial" w:hAnsi="Arial"/>
-          <w:b w:val="0"/>
-          <w:color w:val="171717"/>
-          <w:sz w:val="19"/>
-        </w:rPr>
-        <w:t xml:space="preserve"> Korisnik dobija jednu tabelu sa prodajnim dokumentima, UTD-ovima, statusima, identifikatorima i brojem kodova, kao i opcioni TXT izvoz. Višednevna ručna provera zamenjena je jednim pokretanjem i pregledom rezultata.</w:t>
+        <w:t xml:space="preserve"> 1C Accounting 3.0 &gt; True API &gt; HTTP &gt; SSL &gt; Standard Subsystems Library &gt; pozadinski poslovi &gt; DataMatrix</w:t>
       </w:r>
     </w:p>
     <w:p>
@@ -1318,46 +1218,6 @@
           <w:color w:val="171717"/>
           <w:sz w:val="19"/>
         </w:rPr>
-        <w:t>Kontekst.</w:t>
-      </w:r>
-      <w:r>
-        <w:rPr>
-          <w:rFonts w:ascii="Arial" w:hAnsi="Arial"/>
-          <w:b w:val="0"/>
-          <w:color w:val="171717"/>
-          <w:sz w:val="19"/>
-        </w:rPr>
-        <w:t xml:space="preserve"> Automatsko preuzimanje JSON-a sa FTP-a i povezivanje sa podacima u 1C.</w:t>
-      </w:r>
-    </w:p>
-    <w:p>
-      <w:r>
-        <w:rPr>
-          <w:rFonts w:ascii="Arial" w:hAnsi="Arial"/>
-          <w:b/>
-          <w:color w:val="171717"/>
-          <w:sz w:val="19"/>
-        </w:rPr>
-        <w:t>Tehnički izazovi.</w:t>
-      </w:r>
-      <w:r>
-        <w:rPr>
-          <w:rFonts w:ascii="Arial" w:hAnsi="Arial"/>
-          <w:b w:val="0"/>
-          <w:color w:val="171717"/>
-          <w:sz w:val="19"/>
-        </w:rPr>
-        <w:t xml:space="preserve"> Rešenje je moralo da sačuva ispravnost podataka, obradi izuzetke, prikaže jasan rezultat korisniku i uklopi se u postojeći produkcioni proces.</w:t>
-      </w:r>
-    </w:p>
-    <w:p>
-      <w:r>
-        <w:rPr>
-          <w:rFonts w:ascii="Arial" w:hAnsi="Arial"/>
-          <w:b/>
-          <w:color w:val="171717"/>
-          <w:sz w:val="19"/>
-        </w:rPr>
         <w:t>Tok rešenja.</w:t>
       </w:r>
       <w:r>
@@ -1367,67 +1227,7 @@
           <w:color w:val="171717"/>
           <w:sz w:val="19"/>
         </w:rPr>
-        <w:t xml:space="preserve"> 1C Trade Management → FTP → JSON → planirani poslovi → registri podataka → DataMatrix</w:t>
-      </w:r>
-    </w:p>
-    <w:p>
-      <w:r>
-        <w:rPr>
-          <w:rFonts w:ascii="Arial" w:hAnsi="Arial"/>
-          <w:b/>
-          <w:color w:val="171717"/>
-          <w:sz w:val="19"/>
-        </w:rPr>
-        <w:t>Pre.</w:t>
-      </w:r>
-      <w:r>
-        <w:rPr>
-          <w:rFonts w:ascii="Arial" w:hAnsi="Arial"/>
-          <w:b w:val="0"/>
-          <w:color w:val="171717"/>
-          <w:sz w:val="19"/>
-        </w:rPr>
-        <w:t xml:space="preserve"> Prodajni agenti skeniraju prodajno mesto i kodove paketa/kartona tokom gotovinske prodaje. Poslovanju je bio potreban centralizovan način prikupljanja i povezivanja tih podataka sa evidencijom.</w:t>
-      </w:r>
-    </w:p>
-    <w:p>
-      <w:r>
-        <w:rPr>
-          <w:rFonts w:ascii="Arial" w:hAnsi="Arial"/>
-          <w:b/>
-          <w:color w:val="171717"/>
-          <w:sz w:val="19"/>
-        </w:rPr>
-        <w:t>Posle.</w:t>
-      </w:r>
-      <w:r>
-        <w:rPr>
-          <w:rFonts w:ascii="Arial" w:hAnsi="Arial"/>
-          <w:b w:val="0"/>
-          <w:color w:val="171717"/>
-          <w:sz w:val="19"/>
-        </w:rPr>
-        <w:t xml:space="preserve"> Podaci automatski ulaze u 1C i spremni su za analitiku bez ručnog spajanja datoteka. Greške povezivanja se čuvaju i evidentiraju za naknadnu obradu.</w:t>
-      </w:r>
-    </w:p>
-    <w:p>
-      <w:r>
-        <w:rPr>
-          <w:rFonts w:ascii="Arial" w:hAnsi="Arial"/>
-          <w:b/>
-          <w:color w:val="171717"/>
-          <w:sz w:val="19"/>
-        </w:rPr>
-        <w:t>Poslovni uticaj.</w:t>
-      </w:r>
-      <w:r>
-        <w:rPr>
-          <w:rFonts w:ascii="Arial" w:hAnsi="Arial"/>
-          <w:b w:val="0"/>
-          <w:color w:val="171717"/>
-          <w:sz w:val="19"/>
-        </w:rPr>
-        <w:t xml:space="preserve"> Podaci automatski ulaze u 1C i spremni su za analitiku bez ručnog spajanja datoteka. Greške povezivanja se čuvaju i evidentiraju za naknadnu obradu.</w:t>
+        <w:t xml:space="preserve"> 1C Trade Management &gt; FTP &gt; JSON &gt; planirani poslovi &gt; registri podataka &gt; DataMatrix</w:t>
       </w:r>
     </w:p>
     <w:p>
@@ -1520,46 +1320,6 @@
           <w:color w:val="171717"/>
           <w:sz w:val="19"/>
         </w:rPr>
-        <w:t>Kontekst.</w:t>
-      </w:r>
-      <w:r>
-        <w:rPr>
-          <w:rFonts w:ascii="Arial" w:hAnsi="Arial"/>
-          <w:b w:val="0"/>
-          <w:color w:val="171717"/>
-          <w:sz w:val="19"/>
-        </w:rPr>
-        <w:t xml:space="preserve"> Poređenje skenova iz aplikacije sa stvarnom prodajom iz računovodstva.</w:t>
-      </w:r>
-    </w:p>
-    <w:p>
-      <w:r>
-        <w:rPr>
-          <w:rFonts w:ascii="Arial" w:hAnsi="Arial"/>
-          <w:b/>
-          <w:color w:val="171717"/>
-          <w:sz w:val="19"/>
-        </w:rPr>
-        <w:t>Tehnički izazovi.</w:t>
-      </w:r>
-      <w:r>
-        <w:rPr>
-          <w:rFonts w:ascii="Arial" w:hAnsi="Arial"/>
-          <w:b w:val="0"/>
-          <w:color w:val="171717"/>
-          <w:sz w:val="19"/>
-        </w:rPr>
-        <w:t xml:space="preserve"> Rešenje je moralo da sačuva ispravnost podataka, obradi izuzetke, prikaže jasan rezultat korisniku i uklopi se u postojeći produkcioni proces.</w:t>
-      </w:r>
-    </w:p>
-    <w:p>
-      <w:r>
-        <w:rPr>
-          <w:rFonts w:ascii="Arial" w:hAnsi="Arial"/>
-          <w:b/>
-          <w:color w:val="171717"/>
-          <w:sz w:val="19"/>
-        </w:rPr>
         <w:t>Tok rešenja.</w:t>
       </w:r>
       <w:r>
@@ -1569,67 +1329,7 @@
           <w:color w:val="171717"/>
           <w:sz w:val="19"/>
         </w:rPr>
-        <w:t xml:space="preserve"> 1C → DCS → složeni upiti → registri podataka → poređenje između baza → Excel</w:t>
-      </w:r>
-    </w:p>
-    <w:p>
-      <w:r>
-        <w:rPr>
-          <w:rFonts w:ascii="Arial" w:hAnsi="Arial"/>
-          <w:b/>
-          <w:color w:val="171717"/>
-          <w:sz w:val="19"/>
-        </w:rPr>
-        <w:t>Pre.</w:t>
-      </w:r>
-      <w:r>
-        <w:rPr>
-          <w:rFonts w:ascii="Arial" w:hAnsi="Arial"/>
-          <w:b w:val="0"/>
-          <w:color w:val="171717"/>
-          <w:sz w:val="19"/>
-        </w:rPr>
-        <w:t xml:space="preserve"> Menadžmentu je bilo potrebno da vidi koji agenti skeniraju označenu robu, gde skenovi nedostaju i da li količine odgovaraju stvarnoj prodaji.</w:t>
-      </w:r>
-    </w:p>
-    <w:p>
-      <w:r>
-        <w:rPr>
-          <w:rFonts w:ascii="Arial" w:hAnsi="Arial"/>
-          <w:b/>
-          <w:color w:val="171717"/>
-          <w:sz w:val="19"/>
-        </w:rPr>
-        <w:t>Posle.</w:t>
-      </w:r>
-      <w:r>
-        <w:rPr>
-          <w:rFonts w:ascii="Arial" w:hAnsi="Arial"/>
-          <w:b w:val="0"/>
-          <w:color w:val="171717"/>
-          <w:sz w:val="19"/>
-        </w:rPr>
-        <w:t xml:space="preserve"> Menadžeri dobijaju jasnu sliku po svakom odeljenju i agentu: nema skeniranja, nepotpuno skeniranje i razlike u odnosu na računovodstvo.</w:t>
-      </w:r>
-    </w:p>
-    <w:p>
-      <w:r>
-        <w:rPr>
-          <w:rFonts w:ascii="Arial" w:hAnsi="Arial"/>
-          <w:b/>
-          <w:color w:val="171717"/>
-          <w:sz w:val="19"/>
-        </w:rPr>
-        <w:t>Poslovni uticaj.</w:t>
-      </w:r>
-      <w:r>
-        <w:rPr>
-          <w:rFonts w:ascii="Arial" w:hAnsi="Arial"/>
-          <w:b w:val="0"/>
-          <w:color w:val="171717"/>
-          <w:sz w:val="19"/>
-        </w:rPr>
-        <w:t xml:space="preserve"> Menadžeri dobijaju jasnu sliku po svakom odeljenju i agentu: nema skeniranja, nepotpuno skeniranje i razlike u odnosu na računovodstvo.</w:t>
+        <w:t xml:space="preserve"> 1C &gt; DCS &gt; složeni upiti &gt; registri podataka &gt; poređenje između baza &gt; Excel</w:t>
       </w:r>
     </w:p>
     <w:p>
@@ -1749,46 +1449,6 @@
           <w:color w:val="171717"/>
           <w:sz w:val="19"/>
         </w:rPr>
-        <w:t>Kontekst.</w:t>
-      </w:r>
-      <w:r>
-        <w:rPr>
-          <w:rFonts w:ascii="Arial" w:hAnsi="Arial"/>
-          <w:b w:val="0"/>
-          <w:color w:val="171717"/>
-          <w:sz w:val="19"/>
-        </w:rPr>
-        <w:t xml:space="preserve"> Skup HTML/JavaScript alata za masovnu obradu TXT, CSV i XML datoteka.</w:t>
-      </w:r>
-    </w:p>
-    <w:p>
-      <w:r>
-        <w:rPr>
-          <w:rFonts w:ascii="Arial" w:hAnsi="Arial"/>
-          <w:b/>
-          <w:color w:val="171717"/>
-          <w:sz w:val="19"/>
-        </w:rPr>
-        <w:t>Tehnički izazovi.</w:t>
-      </w:r>
-      <w:r>
-        <w:rPr>
-          <w:rFonts w:ascii="Arial" w:hAnsi="Arial"/>
-          <w:b w:val="0"/>
-          <w:color w:val="171717"/>
-          <w:sz w:val="19"/>
-        </w:rPr>
-        <w:t xml:space="preserve"> Rešenje je moralo da sačuva ispravnost podataka, obradi izuzetke, prikaže jasan rezultat korisniku i uklopi se u postojeći produkcioni proces.</w:t>
-      </w:r>
-    </w:p>
-    <w:p>
-      <w:r>
-        <w:rPr>
-          <w:rFonts w:ascii="Arial" w:hAnsi="Arial"/>
-          <w:b/>
-          <w:color w:val="171717"/>
-          <w:sz w:val="19"/>
-        </w:rPr>
         <w:t>Tok rešenja.</w:t>
       </w:r>
       <w:r>
@@ -1798,67 +1458,7 @@
           <w:color w:val="171717"/>
           <w:sz w:val="19"/>
         </w:rPr>
-        <w:t xml:space="preserve"> HTML → CSS → JavaScript → File API → CSV/XML/TXT → DataMatrix</w:t>
-      </w:r>
-    </w:p>
-    <w:p>
-      <w:r>
-        <w:rPr>
-          <w:rFonts w:ascii="Arial" w:hAnsi="Arial"/>
-          <w:b/>
-          <w:color w:val="171717"/>
-          <w:sz w:val="19"/>
-        </w:rPr>
-        <w:t>Pre.</w:t>
-      </w:r>
-      <w:r>
-        <w:rPr>
-          <w:rFonts w:ascii="Arial" w:hAnsi="Arial"/>
-          <w:b w:val="0"/>
-          <w:color w:val="171717"/>
-          <w:sz w:val="19"/>
-        </w:rPr>
-        <w:t xml:space="preserve"> Veliki skupovi kodova često su ručno spajani, poređeni, čišćeni i konvertovani, uz zahtev da se nijedan DataMatrix znak ne promeni.</w:t>
-      </w:r>
-    </w:p>
-    <w:p>
-      <w:r>
-        <w:rPr>
-          <w:rFonts w:ascii="Arial" w:hAnsi="Arial"/>
-          <w:b/>
-          <w:color w:val="171717"/>
-          <w:sz w:val="19"/>
-        </w:rPr>
-        <w:t>Posle.</w:t>
-      </w:r>
-      <w:r>
-        <w:rPr>
-          <w:rFonts w:ascii="Arial" w:hAnsi="Arial"/>
-          <w:b w:val="0"/>
-          <w:color w:val="171717"/>
-          <w:sz w:val="19"/>
-        </w:rPr>
-        <w:t xml:space="preserve"> Masovne operacije rade lokalno bez instalacije softvera i bez slanja datoteka eksternim servisima. Korisnik vidi statistiku i greške i dobija rezultat za preuzimanje.</w:t>
-      </w:r>
-    </w:p>
-    <w:p>
-      <w:r>
-        <w:rPr>
-          <w:rFonts w:ascii="Arial" w:hAnsi="Arial"/>
-          <w:b/>
-          <w:color w:val="171717"/>
-          <w:sz w:val="19"/>
-        </w:rPr>
-        <w:t>Poslovni uticaj.</w:t>
-      </w:r>
-      <w:r>
-        <w:rPr>
-          <w:rFonts w:ascii="Arial" w:hAnsi="Arial"/>
-          <w:b w:val="0"/>
-          <w:color w:val="171717"/>
-          <w:sz w:val="19"/>
-        </w:rPr>
-        <w:t xml:space="preserve"> Masovne operacije rade lokalno bez instalacije softvera i bez slanja datoteka eksternim servisima. Korisnik vidi statistiku i greške i dobija rezultat za preuzimanje.</w:t>
+        <w:t xml:space="preserve"> HTML &gt; CSS &gt; JavaScript &gt; File API &gt; CSV/XML/TXT &gt; DataMatrix</w:t>
       </w:r>
     </w:p>
     <w:p>
@@ -1951,46 +1551,6 @@
           <w:color w:val="171717"/>
           <w:sz w:val="19"/>
         </w:rPr>
-        <w:t>Kontekst.</w:t>
-      </w:r>
-      <w:r>
-        <w:rPr>
-          <w:rFonts w:ascii="Arial" w:hAnsi="Arial"/>
-          <w:b w:val="0"/>
-          <w:color w:val="171717"/>
-          <w:sz w:val="19"/>
-        </w:rPr>
-        <w:t xml:space="preserve"> Višestranični dokumenti sa dinamičkim podacima, datumima i potpisnicima.</w:t>
-      </w:r>
-    </w:p>
-    <w:p>
-      <w:r>
-        <w:rPr>
-          <w:rFonts w:ascii="Arial" w:hAnsi="Arial"/>
-          <w:b/>
-          <w:color w:val="171717"/>
-          <w:sz w:val="19"/>
-        </w:rPr>
-        <w:t>Tehnički izazovi.</w:t>
-      </w:r>
-      <w:r>
-        <w:rPr>
-          <w:rFonts w:ascii="Arial" w:hAnsi="Arial"/>
-          <w:b w:val="0"/>
-          <w:color w:val="171717"/>
-          <w:sz w:val="19"/>
-        </w:rPr>
-        <w:t xml:space="preserve"> Rešenje je moralo da sačuva ispravnost podataka, obradi izuzetke, prikaže jasan rezultat korisniku i uklopi se u postojeći produkcioni proces.</w:t>
-      </w:r>
-    </w:p>
-    <w:p>
-      <w:r>
-        <w:rPr>
-          <w:rFonts w:ascii="Arial" w:hAnsi="Arial"/>
-          <w:b/>
-          <w:color w:val="171717"/>
-          <w:sz w:val="19"/>
-        </w:rPr>
         <w:t>Tok rešenja.</w:t>
       </w:r>
       <w:r>
@@ -2000,67 +1560,7 @@
           <w:color w:val="171717"/>
           <w:sz w:val="19"/>
         </w:rPr>
-        <w:t xml:space="preserve"> 1C → spreadsheet document → štampani obrasci → PDF</w:t>
-      </w:r>
-    </w:p>
-    <w:p>
-      <w:r>
-        <w:rPr>
-          <w:rFonts w:ascii="Arial" w:hAnsi="Arial"/>
-          <w:b/>
-          <w:color w:val="171717"/>
-          <w:sz w:val="19"/>
-        </w:rPr>
-        <w:t>Pre.</w:t>
-      </w:r>
-      <w:r>
-        <w:rPr>
-          <w:rFonts w:ascii="Arial" w:hAnsi="Arial"/>
-          <w:b w:val="0"/>
-          <w:color w:val="171717"/>
-          <w:sz w:val="19"/>
-        </w:rPr>
-        <w:t xml:space="preserve"> Standardni obrasci nisu pokrivali interna pravila za pravna lica, potpisnike, datume i komplete dokumenata.</w:t>
-      </w:r>
-    </w:p>
-    <w:p>
-      <w:r>
-        <w:rPr>
-          <w:rFonts w:ascii="Arial" w:hAnsi="Arial"/>
-          <w:b/>
-          <w:color w:val="171717"/>
-          <w:sz w:val="19"/>
-        </w:rPr>
-        <w:t>Posle.</w:t>
-      </w:r>
-      <w:r>
-        <w:rPr>
-          <w:rFonts w:ascii="Arial" w:hAnsi="Arial"/>
-          <w:b w:val="0"/>
-          <w:color w:val="171717"/>
-          <w:sz w:val="19"/>
-        </w:rPr>
-        <w:t xml:space="preserve"> Dokumenti se generišu prema pravilima kompanije i spremni su za štampu bez ručnih ispravki. Grupni izvoz ubrzava pripremu kompleta.</w:t>
-      </w:r>
-    </w:p>
-    <w:p>
-      <w:r>
-        <w:rPr>
-          <w:rFonts w:ascii="Arial" w:hAnsi="Arial"/>
-          <w:b/>
-          <w:color w:val="171717"/>
-          <w:sz w:val="19"/>
-        </w:rPr>
-        <w:t>Poslovni uticaj.</w:t>
-      </w:r>
-      <w:r>
-        <w:rPr>
-          <w:rFonts w:ascii="Arial" w:hAnsi="Arial"/>
-          <w:b w:val="0"/>
-          <w:color w:val="171717"/>
-          <w:sz w:val="19"/>
-        </w:rPr>
-        <w:t xml:space="preserve"> Dokumenti se generišu prema pravilima kompanije i spremni su za štampu bez ručnih ispravki. Grupni izvoz ubrzava pripremu kompleta.</w:t>
+        <w:t xml:space="preserve"> 1C &gt; spreadsheet document &gt; štampani obrasci &gt; PDF</w:t>
       </w:r>
     </w:p>
     <w:p>
@@ -2180,46 +1680,6 @@
           <w:color w:val="171717"/>
           <w:sz w:val="19"/>
         </w:rPr>
-        <w:t>Kontekst.</w:t>
-      </w:r>
-      <w:r>
-        <w:rPr>
-          <w:rFonts w:ascii="Arial" w:hAnsi="Arial"/>
-          <w:b w:val="0"/>
-          <w:color w:val="171717"/>
-          <w:sz w:val="19"/>
-        </w:rPr>
-        <w:t xml:space="preserve"> Planovi razmene, Data Conversion 2.1, XML i selektivni prenos dokumenata.</w:t>
-      </w:r>
-    </w:p>
-    <w:p>
-      <w:r>
-        <w:rPr>
-          <w:rFonts w:ascii="Arial" w:hAnsi="Arial"/>
-          <w:b/>
-          <w:color w:val="171717"/>
-          <w:sz w:val="19"/>
-        </w:rPr>
-        <w:t>Tehnički izazovi.</w:t>
-      </w:r>
-      <w:r>
-        <w:rPr>
-          <w:rFonts w:ascii="Arial" w:hAnsi="Arial"/>
-          <w:b w:val="0"/>
-          <w:color w:val="171717"/>
-          <w:sz w:val="19"/>
-        </w:rPr>
-        <w:t xml:space="preserve"> Rešenje je moralo da sačuva ispravnost podataka, obradi izuzetke, prikaže jasan rezultat korisniku i uklopi se u postojeći produkcioni proces.</w:t>
-      </w:r>
-    </w:p>
-    <w:p>
-      <w:r>
-        <w:rPr>
-          <w:rFonts w:ascii="Arial" w:hAnsi="Arial"/>
-          <w:b/>
-          <w:color w:val="171717"/>
-          <w:sz w:val="19"/>
-        </w:rPr>
         <w:t>Tok rešenja.</w:t>
       </w:r>
       <w:r>
@@ -2229,67 +1689,7 @@
           <w:color w:val="171717"/>
           <w:sz w:val="19"/>
         </w:rPr>
-        <w:t xml:space="preserve"> 1C → Data Conversion 2.1 → planovi razmene → XML → pozadinski poslovi</w:t>
-      </w:r>
-    </w:p>
-    <w:p>
-      <w:r>
-        <w:rPr>
-          <w:rFonts w:ascii="Arial" w:hAnsi="Arial"/>
-          <w:b/>
-          <w:color w:val="171717"/>
-          <w:sz w:val="19"/>
-        </w:rPr>
-        <w:t>Pre.</w:t>
-      </w:r>
-      <w:r>
-        <w:rPr>
-          <w:rFonts w:ascii="Arial" w:hAnsi="Arial"/>
-          <w:b w:val="0"/>
-          <w:color w:val="171717"/>
-          <w:sz w:val="19"/>
-        </w:rPr>
-        <w:t xml:space="preserve"> Razmene između baza zahtevale su izmene pravila, kontrolu registracije objekata i analizu grešaka prenosa.</w:t>
-      </w:r>
-    </w:p>
-    <w:p>
-      <w:r>
-        <w:rPr>
-          <w:rFonts w:ascii="Arial" w:hAnsi="Arial"/>
-          <w:b/>
-          <w:color w:val="171717"/>
-          <w:sz w:val="19"/>
-        </w:rPr>
-        <w:t>Posle.</w:t>
-      </w:r>
-      <w:r>
-        <w:rPr>
-          <w:rFonts w:ascii="Arial" w:hAnsi="Arial"/>
-          <w:b w:val="0"/>
-          <w:color w:val="171717"/>
-          <w:sz w:val="19"/>
-        </w:rPr>
-        <w:t xml:space="preserve"> Potrebni dokumenti i atributi prenose se predvidivo, a greške se mogu lokalizovati na pravilo ili objekat.</w:t>
-      </w:r>
-    </w:p>
-    <w:p>
-      <w:r>
-        <w:rPr>
-          <w:rFonts w:ascii="Arial" w:hAnsi="Arial"/>
-          <w:b/>
-          <w:color w:val="171717"/>
-          <w:sz w:val="19"/>
-        </w:rPr>
-        <w:t>Poslovni uticaj.</w:t>
-      </w:r>
-      <w:r>
-        <w:rPr>
-          <w:rFonts w:ascii="Arial" w:hAnsi="Arial"/>
-          <w:b w:val="0"/>
-          <w:color w:val="171717"/>
-          <w:sz w:val="19"/>
-        </w:rPr>
-        <w:t xml:space="preserve"> Potrebni dokumenti i atributi prenose se predvidivo, a greške se mogu lokalizovati na pravilo ili objekat.</w:t>
+        <w:t xml:space="preserve"> 1C &gt; Data Conversion 2.1 &gt; planovi razmene &gt; XML &gt; pozadinski poslovi</w:t>
       </w:r>
     </w:p>
     <w:p>
@@ -2468,7 +1868,7 @@
           <w:color w:val="171717"/>
           <w:sz w:val="19"/>
         </w:rPr>
-        <w:t>1C programer i poslovni analitičar sa praktičnim iskustvom u automatizaciji trgovine, proizvodnje, skladišta, logistike, označavanja robe i dokumentacije. Samostalno vodim ceo ciklus: pojašnjenje zahteva, analiza procesa, projektovanje, razvoj, testiranje, puštanje u rad i podrška.</w:t>
+        <w:t>1C programer i poslovni analitičar koji automatizuje trgovinu, proizvodnju, skladište, logistiku, označavanje robe i tokove dokumenata. Samostalno prikupljam zahteve, projektujem i razvijam rešenja, proveravam ih u testnom okruženju, puštam u produkciju i pružam podršku nakon uvođenja.</w:t>
       </w:r>
     </w:p>
     <w:p>
@@ -2479,7 +1879,7 @@
           <w:color w:val="171717"/>
           <w:sz w:val="19"/>
         </w:rPr>
-        <w:t>Ovo su reprezentativni primeri, a ne kompletan spisak zadataka. Nestandardni zahtevi rukovodilaca i korisnika samostalno su razjašnjeni, formalizovani i završeni kao radna rešenja.</w:t>
+        <w:t>Projekti u nastavku predstavljaju deo realizovanog rada. Pored njih, izvodio sam tekuće dorade na zahtev rukovodilaca i korisnika, samostalno pojašnjavao zahteve i odgovarao za rezultat nakon uvođenja.</w:t>
       </w:r>
     </w:p>
     <w:sectPr>
